--- a/templates/resume_template.docx
+++ b/templates/resume_template.docx
@@ -4,119 +4,129 @@
   <w:body>
     <w:tbl>
       <w:tblPr>
-        <w:tblW w:w="0" w:type="auto"/>
-        <w:jc w:val="right"/>
+        <w:tblW w:w="10352" w:type="dxa"/>
+        <w:tblInd w:w="-5" w:type="dxa"/>
         <w:tblLayout w:type="fixed"/>
         <w:tblLook w:val="04A0" w:firstRow="1" w:lastRow="0" w:firstColumn="1" w:lastColumn="0" w:noHBand="0" w:noVBand="1"/>
       </w:tblPr>
       <w:tblGrid>
-        <w:gridCol w:w="6390"/>
+        <w:gridCol w:w="4950"/>
+        <w:gridCol w:w="1350"/>
+        <w:gridCol w:w="1082"/>
         <w:gridCol w:w="990"/>
         <w:gridCol w:w="990"/>
         <w:gridCol w:w="990"/>
       </w:tblGrid>
       <w:tr>
-        <w:trPr>
-          <w:jc w:val="right"/>
-        </w:trPr>
         <w:tc>
           <w:tcPr>
-            <w:tcW w:w="6390" w:type="dxa"/>
+            <w:tcW w:w="4950" w:type="dxa"/>
           </w:tcPr>
           <w:p>
             <w:pPr>
               <w:spacing w:line="240" w:lineRule="auto"/>
               <w:outlineLvl w:val="0"/>
               <w:rPr>
-                <w:rFonts w:ascii="Palatino Linotype" w:hAnsi="Palatino Linotype" w:cs="Calibri"/>
+                <w:rFonts w:ascii="Aptos" w:hAnsi="Aptos" w:cs="Calibri"/>
                 <w:b/>
                 <w:smallCaps/>
-                <w:color w:val="000000" w:themeColor="text1"/>
+                <w:color w:val="0070C0"/>
                 <w:sz w:val="48"/>
                 <w:szCs w:val="48"/>
               </w:rPr>
             </w:pPr>
-            <w:bookmarkStart w:id="0" w:name="_z83rgma1mjv7" w:colFirst="0" w:colLast="0"/>
-            <w:bookmarkEnd w:id="0"/>
             <w:r>
               <w:rPr>
-                <w:rFonts w:ascii="Palatino Linotype" w:hAnsi="Palatino Linotype" w:cs="Calibri"/>
+                <w:rFonts w:ascii="Aptos" w:hAnsi="Aptos" w:cs="Calibri"/>
                 <w:b/>
                 <w:smallCaps/>
-                <w:color w:val="000000" w:themeColor="text1"/>
+                <w:color w:val="0070C0"/>
                 <w:sz w:val="48"/>
                 <w:szCs w:val="48"/>
               </w:rPr>
               <w:t>pinal dave</w:t>
             </w:r>
           </w:p>
-          <w:p>
-            <w:pPr>
-              <w:spacing w:line="240" w:lineRule="auto"/>
-              <w:outlineLvl w:val="0"/>
-              <w:rPr>
-                <w:sz w:val="20"/>
-                <w:szCs w:val="20"/>
-              </w:rPr>
-            </w:pPr>
-            <w:hyperlink r:id="rId5" w:history="1">
-              <w:r>
-                <w:rPr>
-                  <w:color w:val="000000" w:themeColor="text1"/>
-                  <w:sz w:val="20"/>
-                  <w:szCs w:val="20"/>
-                  <w:u w:val="single"/>
-                </w:rPr>
-                <w:t>pinalmdave@gmail.com</w:t>
-              </w:r>
-            </w:hyperlink>
-            <w:r>
-              <w:rPr>
-                <w:color w:val="000000" w:themeColor="text1"/>
-                <w:sz w:val="20"/>
-                <w:szCs w:val="20"/>
-              </w:rPr>
-              <w:t xml:space="preserve"> </w:t>
-            </w:r>
-            <w:r>
-              <w:rPr>
-                <w:color w:val="000000" w:themeColor="text1"/>
-                <w:sz w:val="20"/>
-                <w:szCs w:val="20"/>
-              </w:rPr>
-              <w:t>|</w:t>
-            </w:r>
-            <w:r>
-              <w:rPr>
-                <w:color w:val="000000" w:themeColor="text1"/>
-                <w:sz w:val="20"/>
-                <w:szCs w:val="20"/>
-              </w:rPr>
-              <w:t xml:space="preserve"> </w:t>
-            </w:r>
-            <w:hyperlink r:id="rId6" w:history="1">
-              <w:r>
-                <w:rPr>
-                  <w:color w:val="000000" w:themeColor="text1"/>
-                  <w:sz w:val="20"/>
-                  <w:szCs w:val="20"/>
-                  <w:u w:val="single"/>
-                </w:rPr>
-                <w:t>linkedin.com/in/pinal-dave</w:t>
-              </w:r>
-            </w:hyperlink>
-          </w:p>
         </w:tc>
         <w:tc>
           <w:tcPr>
-            <w:tcW w:w="990" w:type="dxa"/>
-            <w:vAlign w:val="center"/>
+            <w:tcW w:w="1350" w:type="dxa"/>
           </w:tcPr>
           <w:p>
             <w:pPr>
               <w:spacing w:line="240" w:lineRule="auto"/>
               <w:rPr>
-                <w:color w:val="0070C0"/>
+                <w:rFonts w:ascii="Times New Roman" w:hAnsi="Times New Roman"/>
+                <w:noProof/>
+                <w:sz w:val="24"/>
+                <w:szCs w:val="24"/>
+              </w:rPr>
+            </w:pPr>
+            <w:r>
+              <w:rPr>
+                <w:noProof/>
+              </w:rPr>
+              <w:drawing>
+                <wp:inline distT="0" distB="0" distL="0" distR="0" wp14:anchorId="2CEC0A2B" wp14:editId="0826DAD1">
+                  <wp:extent cx="684134" cy="527685"/>
+                  <wp:effectExtent l="0" t="0" r="1905" b="5715"/>
+                  <wp:docPr id="1116886413" name="Picture 1"/>
+                  <wp:cNvGraphicFramePr>
+                    <a:graphicFrameLocks xmlns:a="http://schemas.openxmlformats.org/drawingml/2006/main" noChangeAspect="1"/>
+                  </wp:cNvGraphicFramePr>
+                  <a:graphic xmlns:a="http://schemas.openxmlformats.org/drawingml/2006/main">
+                    <a:graphicData uri="http://schemas.openxmlformats.org/drawingml/2006/picture">
+                      <pic:pic xmlns:pic="http://schemas.openxmlformats.org/drawingml/2006/picture">
+                        <pic:nvPicPr>
+                          <pic:cNvPr id="0" name="Picture 13"/>
+                          <pic:cNvPicPr>
+                            <a:picLocks noChangeAspect="1" noChangeArrowheads="1"/>
+                          </pic:cNvPicPr>
+                        </pic:nvPicPr>
+                        <pic:blipFill>
+                          <a:blip r:embed="rId5" cstate="print">
+                            <a:extLst>
+                              <a:ext uri="{28A0092B-C50C-407E-A947-70E740481C1C}">
+                                <a14:useLocalDpi xmlns:a14="http://schemas.microsoft.com/office/drawing/2010/main" val="0"/>
+                              </a:ext>
+                            </a:extLst>
+                          </a:blip>
+                          <a:srcRect/>
+                          <a:stretch>
+                            <a:fillRect/>
+                          </a:stretch>
+                        </pic:blipFill>
+                        <pic:spPr bwMode="auto">
+                          <a:xfrm>
+                            <a:off x="0" y="0"/>
+                            <a:ext cx="684134" cy="527685"/>
+                          </a:xfrm>
+                          <a:prstGeom prst="rect">
+                            <a:avLst/>
+                          </a:prstGeom>
+                          <a:noFill/>
+                          <a:ln>
+                            <a:noFill/>
+                          </a:ln>
+                        </pic:spPr>
+                      </pic:pic>
+                    </a:graphicData>
+                  </a:graphic>
+                </wp:inline>
+              </w:drawing>
+            </w:r>
+          </w:p>
+        </w:tc>
+        <w:tc>
+          <w:tcPr>
+            <w:tcW w:w="1082" w:type="dxa"/>
+          </w:tcPr>
+          <w:p>
+            <w:pPr>
+              <w:spacing w:line="240" w:lineRule="auto"/>
+              <w:rPr>
+                <w:rFonts w:ascii="Times New Roman" w:hAnsi="Times New Roman"/>
+                <w:noProof/>
                 <w:sz w:val="24"/>
                 <w:szCs w:val="24"/>
               </w:rPr>
@@ -129,7 +139,73 @@
                 <w:szCs w:val="24"/>
               </w:rPr>
               <w:drawing>
-                <wp:inline distT="0" distB="0" distL="0" distR="0" wp14:anchorId="32905020" wp14:editId="31F09338">
+                <wp:inline distT="0" distB="0" distL="0" distR="0" wp14:anchorId="7E9C24F5" wp14:editId="5A192143">
+                  <wp:extent cx="549910" cy="563880"/>
+                  <wp:effectExtent l="0" t="0" r="2540" b="7620"/>
+                  <wp:docPr id="1232954525" name="Picture 2"/>
+                  <wp:cNvGraphicFramePr>
+                    <a:graphicFrameLocks xmlns:a="http://schemas.openxmlformats.org/drawingml/2006/main" noChangeAspect="1"/>
+                  </wp:cNvGraphicFramePr>
+                  <a:graphic xmlns:a="http://schemas.openxmlformats.org/drawingml/2006/main">
+                    <a:graphicData uri="http://schemas.openxmlformats.org/drawingml/2006/picture">
+                      <pic:pic xmlns:pic="http://schemas.openxmlformats.org/drawingml/2006/picture">
+                        <pic:nvPicPr>
+                          <pic:cNvPr id="1232954525" name="Picture 1232954525"/>
+                          <pic:cNvPicPr/>
+                        </pic:nvPicPr>
+                        <pic:blipFill>
+                          <a:blip r:embed="rId6" cstate="print">
+                            <a:extLst>
+                              <a:ext uri="{28A0092B-C50C-407E-A947-70E740481C1C}">
+                                <a14:useLocalDpi xmlns:a14="http://schemas.microsoft.com/office/drawing/2010/main" val="0"/>
+                              </a:ext>
+                            </a:extLst>
+                          </a:blip>
+                          <a:stretch>
+                            <a:fillRect/>
+                          </a:stretch>
+                        </pic:blipFill>
+                        <pic:spPr>
+                          <a:xfrm>
+                            <a:off x="0" y="0"/>
+                            <a:ext cx="549910" cy="563880"/>
+                          </a:xfrm>
+                          <a:prstGeom prst="rect">
+                            <a:avLst/>
+                          </a:prstGeom>
+                        </pic:spPr>
+                      </pic:pic>
+                    </a:graphicData>
+                  </a:graphic>
+                </wp:inline>
+              </w:drawing>
+            </w:r>
+          </w:p>
+        </w:tc>
+        <w:tc>
+          <w:tcPr>
+            <w:tcW w:w="990" w:type="dxa"/>
+            <w:vAlign w:val="center"/>
+          </w:tcPr>
+          <w:p>
+            <w:pPr>
+              <w:spacing w:line="240" w:lineRule="auto"/>
+              <w:rPr>
+                <w:rFonts w:ascii="Times New Roman" w:hAnsi="Times New Roman"/>
+                <w:noProof/>
+                <w:sz w:val="24"/>
+                <w:szCs w:val="24"/>
+              </w:rPr>
+            </w:pPr>
+            <w:r>
+              <w:rPr>
+                <w:rFonts w:ascii="Times New Roman" w:hAnsi="Times New Roman"/>
+                <w:noProof/>
+                <w:sz w:val="24"/>
+                <w:szCs w:val="24"/>
+              </w:rPr>
+              <w:drawing>
+                <wp:inline distT="0" distB="0" distL="0" distR="0" wp14:anchorId="47441FF1" wp14:editId="1B8A36CC">
                   <wp:extent cx="527957" cy="527957"/>
                   <wp:effectExtent l="0" t="0" r="5715" b="5715"/>
                   <wp:docPr id="1396643233" name="Picture 8" descr="A white hexagon with black text and orange and white hexagon with black text&#10;&#10;Description automatically generated"/>
@@ -188,7 +264,8 @@
             <w:pPr>
               <w:spacing w:line="240" w:lineRule="auto"/>
               <w:rPr>
-                <w:rFonts w:ascii="Times New Roman" w:hAnsi="Times New Roman"/>
+                <w:noProof/>
+                <w:color w:val="0070C0"/>
                 <w:sz w:val="24"/>
                 <w:szCs w:val="24"/>
               </w:rPr>
@@ -201,7 +278,7 @@
                 <w:szCs w:val="24"/>
               </w:rPr>
               <w:drawing>
-                <wp:inline distT="0" distB="0" distL="0" distR="0" wp14:anchorId="674D942B" wp14:editId="6A087821">
+                <wp:inline distT="0" distB="0" distL="0" distR="0" wp14:anchorId="49F6E5D9" wp14:editId="1FDC88B4">
                   <wp:extent cx="527388" cy="487432"/>
                   <wp:effectExtent l="0" t="0" r="6350" b="8255"/>
                   <wp:docPr id="1703225189" name="Picture 9" descr="A blue and white badge with white text&#10;&#10;Description automatically generated"/>
@@ -261,6 +338,7 @@
               <w:spacing w:line="240" w:lineRule="auto"/>
               <w:rPr>
                 <w:rFonts w:ascii="Times New Roman" w:hAnsi="Times New Roman"/>
+                <w:noProof/>
                 <w:sz w:val="24"/>
                 <w:szCs w:val="24"/>
               </w:rPr>
@@ -273,7 +351,7 @@
                 <w:szCs w:val="24"/>
               </w:rPr>
               <w:drawing>
-                <wp:inline distT="0" distB="0" distL="0" distR="0" wp14:anchorId="5EBBC3C5" wp14:editId="4255BF3A">
+                <wp:inline distT="0" distB="0" distL="0" distR="0" wp14:anchorId="23925884" wp14:editId="7959E158">
                   <wp:extent cx="507275" cy="507275"/>
                   <wp:effectExtent l="0" t="0" r="7620" b="7620"/>
                   <wp:docPr id="220020258" name="Picture 7" descr="A purple and black hexagon with white text&#10;&#10;Description automatically generated"/>
@@ -324,6 +402,66 @@
           </w:p>
         </w:tc>
       </w:tr>
+      <w:tr>
+        <w:tc>
+          <w:tcPr>
+            <w:tcW w:w="10352" w:type="dxa"/>
+            <w:gridSpan w:val="6"/>
+          </w:tcPr>
+          <w:p>
+            <w:pPr>
+              <w:spacing w:line="240" w:lineRule="auto"/>
+              <w:rPr>
+                <w:rFonts w:ascii="Times New Roman" w:hAnsi="Times New Roman"/>
+                <w:sz w:val="24"/>
+                <w:szCs w:val="24"/>
+              </w:rPr>
+            </w:pPr>
+            <w:hyperlink r:id="rId10" w:history="1">
+              <w:r>
+                <w:rPr>
+                  <w:rFonts w:ascii="Aptos" w:hAnsi="Aptos" w:cs="Calibri"/>
+                  <w:color w:val="4F81BD" w:themeColor="accent1"/>
+                  <w:u w:val="single"/>
+                </w:rPr>
+                <w:t>pinalmdave@gmail.com</w:t>
+              </w:r>
+            </w:hyperlink>
+            <w:r>
+              <w:t xml:space="preserve"> |</w:t>
+            </w:r>
+            <w:r>
+              <w:rPr>
+                <w:color w:val="4F81BD" w:themeColor="accent1"/>
+              </w:rPr>
+              <w:t xml:space="preserve"> (</w:t>
+            </w:r>
+            <w:r>
+              <w:rPr>
+                <w:rFonts w:ascii="Aptos" w:hAnsi="Aptos" w:cs="Calibri"/>
+                <w:color w:val="4F81BD" w:themeColor="accent1"/>
+              </w:rPr>
+              <w:t>732) 351-9730 |</w:t>
+            </w:r>
+            <w:r>
+              <w:t xml:space="preserve"> </w:t>
+            </w:r>
+            <w:hyperlink r:id="rId11" w:history="1">
+              <w:r>
+                <w:rPr>
+                  <w:rFonts w:ascii="Aptos" w:hAnsi="Aptos" w:cs="Calibri"/>
+                  <w:color w:val="0000FF"/>
+                  <w:u w:val="single"/>
+                </w:rPr>
+                <w:t>linkedin.com/in/pinal-dave</w:t>
+              </w:r>
+            </w:hyperlink>
+            <w:r>
+              <w:t xml:space="preserve"> | NJ</w:t>
+            </w:r>
+          </w:p>
+        </w:tc>
+      </w:tr>
     </w:tbl>
     <w:p>
       <w:pPr>
@@ -357,8 +495,8 @@
       <w:pPr>
         <w:pStyle w:val="TemplateCategoryStyle"/>
       </w:pPr>
-      <w:bookmarkStart w:id="1" w:name="_1xyhysee3oxk" w:colFirst="0" w:colLast="0"/>
-      <w:bookmarkEnd w:id="1"/>
+      <w:bookmarkStart w:id="0" w:name="_1xyhysee3oxk" w:colFirst="0" w:colLast="0"/>
+      <w:bookmarkEnd w:id="0"/>
       <w:r>
         <w:t>SUMMARY</w:t>
       </w:r>
@@ -400,8 +538,8 @@
       <w:pPr>
         <w:pStyle w:val="TemplateCategoryStyle"/>
       </w:pPr>
-      <w:bookmarkStart w:id="2" w:name="_kprrxvmiau86" w:colFirst="0" w:colLast="0"/>
-      <w:bookmarkEnd w:id="2"/>
+      <w:bookmarkStart w:id="1" w:name="_kprrxvmiau86" w:colFirst="0" w:colLast="0"/>
+      <w:bookmarkEnd w:id="1"/>
       <w:r>
         <w:t>CORE SKILLS</w:t>
       </w:r>
@@ -422,8 +560,13 @@
         <w:t>SKILL</w:t>
       </w:r>
       <w:r>
-        <w:t>_CATEGORY_1_TITLE}}:</w:t>
-      </w:r>
+        <w:t>_CATEGORY_1_</w:t>
+      </w:r>
+      <w:proofErr w:type="gramStart"/>
+      <w:r>
+        <w:t>TITLE}}:</w:t>
+      </w:r>
+      <w:proofErr w:type="gramEnd"/>
     </w:p>
     <w:p>
       <w:pPr>
@@ -452,8 +595,13 @@
         <w:pStyle w:val="TemplateCategoryStyle"/>
       </w:pPr>
       <w:r>
-        <w:t>{{SKILL_CATEGORY_2_TITLE}}:</w:t>
-      </w:r>
+        <w:t>{{SKILL_CATEGORY_2_</w:t>
+      </w:r>
+      <w:proofErr w:type="gramStart"/>
+      <w:r>
+        <w:t>TITLE}}:</w:t>
+      </w:r>
+      <w:proofErr w:type="gramEnd"/>
     </w:p>
     <w:p>
       <w:pPr>
@@ -482,8 +630,13 @@
         <w:pStyle w:val="TemplateCategoryStyle"/>
       </w:pPr>
       <w:r>
-        <w:t>{{SKILL_CATEGORY_3_TITLE}}:</w:t>
-      </w:r>
+        <w:t>{{SKILL_CATEGORY_3_</w:t>
+      </w:r>
+      <w:proofErr w:type="gramStart"/>
+      <w:r>
+        <w:t>TITLE}}:</w:t>
+      </w:r>
+      <w:proofErr w:type="gramEnd"/>
     </w:p>
     <w:p>
       <w:pPr>
@@ -510,8 +663,13 @@
         <w:pStyle w:val="TemplateCategoryStyle"/>
       </w:pPr>
       <w:r>
-        <w:t>{{SKILL_CATEGORY_4_TITLE}}:</w:t>
-      </w:r>
+        <w:t>{{SKILL_CATEGORY_4_</w:t>
+      </w:r>
+      <w:proofErr w:type="gramStart"/>
+      <w:r>
+        <w:t>TITLE}}:</w:t>
+      </w:r>
+      <w:proofErr w:type="gramEnd"/>
     </w:p>
     <w:p>
       <w:pPr>
@@ -540,8 +698,13 @@
         <w:pStyle w:val="TemplateCategoryStyle"/>
       </w:pPr>
       <w:r>
-        <w:t>{{SKILL_CATEGORY_5_TITLE}}:</w:t>
-      </w:r>
+        <w:t>{{SKILL_CATEGORY_5_</w:t>
+      </w:r>
+      <w:proofErr w:type="gramStart"/>
+      <w:r>
+        <w:t>TITLE}}:</w:t>
+      </w:r>
+      <w:proofErr w:type="gramEnd"/>
     </w:p>
     <w:p>
       <w:pPr>
@@ -582,144 +745,164 @@
     </w:p>
     <w:p>
       <w:pPr>
-        <w:pStyle w:val="TemplateCategoryStyle"/>
-      </w:pPr>
-      <w:bookmarkStart w:id="3" w:name="_2s0oney8frk" w:colFirst="0" w:colLast="0"/>
-      <w:bookmarkEnd w:id="3"/>
-      <w:r>
+        <w:spacing w:line="360" w:lineRule="auto"/>
+        <w:contextualSpacing/>
+        <w:rPr>
+          <w:rFonts w:ascii="Aptos" w:hAnsi="Aptos"/>
+          <w:b/>
+          <w:bCs/>
+          <w:iCs/>
+          <w:color w:val="0070C0"/>
+        </w:rPr>
+      </w:pPr>
+      <w:bookmarkStart w:id="2" w:name="_2s0oney8frk" w:colFirst="0" w:colLast="0"/>
+      <w:bookmarkEnd w:id="2"/>
+      <w:r>
+        <w:rPr>
+          <w:rFonts w:ascii="Aptos" w:hAnsi="Aptos"/>
+          <w:b/>
+          <w:bCs/>
+          <w:iCs/>
+          <w:color w:val="0070C0"/>
+        </w:rPr>
         <w:t>CERTIFICATIONS</w:t>
       </w:r>
     </w:p>
     <w:p>
       <w:pPr>
+        <w:pStyle w:val="PlainText"/>
         <w:numPr>
           <w:ilvl w:val="0"/>
-          <w:numId w:val="6"/>
+          <w:numId w:val="10"/>
         </w:numPr>
-        <w:spacing w:before="240" w:line="360" w:lineRule="auto"/>
-        <w:rPr>
-          <w:rFonts w:eastAsia="Calibri"/>
-          <w:sz w:val="20"/>
-          <w:szCs w:val="20"/>
-        </w:rPr>
-      </w:pPr>
-      <w:r>
-        <w:rPr>
-          <w:rFonts w:eastAsia="Calibri"/>
-          <w:sz w:val="20"/>
-          <w:szCs w:val="20"/>
-        </w:rPr>
-        <w:t>Microsoft Certified Azure AI Engineer</w:t>
-      </w:r>
-    </w:p>
-    <w:p>
-      <w:pPr>
+        <w:spacing w:line="360" w:lineRule="auto"/>
+        <w:rPr>
+          <w:rFonts w:ascii="Aptos" w:hAnsi="Aptos" w:cs="Calibri"/>
+          <w:b/>
+        </w:rPr>
+      </w:pPr>
+      <w:bookmarkStart w:id="3" w:name="OLE_LINK1"/>
+      <w:bookmarkStart w:id="4" w:name="OLE_LINK2"/>
+      <w:r>
+        <w:rPr>
+          <w:rFonts w:ascii="Aptos" w:hAnsi="Aptos" w:cs="Calibri"/>
+          <w:b/>
+        </w:rPr>
+        <w:t>NVIDIA Certified Agentic AI Professional</w:t>
+      </w:r>
+    </w:p>
+    <w:p>
+      <w:pPr>
+        <w:pStyle w:val="PlainText"/>
         <w:numPr>
           <w:ilvl w:val="0"/>
-          <w:numId w:val="6"/>
+          <w:numId w:val="10"/>
         </w:numPr>
         <w:spacing w:line="360" w:lineRule="auto"/>
         <w:rPr>
-          <w:rFonts w:eastAsia="Calibri"/>
-          <w:sz w:val="20"/>
-          <w:szCs w:val="20"/>
-        </w:rPr>
-      </w:pPr>
-      <w:r>
-        <w:rPr>
-          <w:rFonts w:eastAsia="Calibri"/>
-          <w:sz w:val="20"/>
-          <w:szCs w:val="20"/>
-        </w:rPr>
-        <w:t>Microsoft Certified Azure Solutions Architect – Expert</w:t>
-      </w:r>
-    </w:p>
-    <w:p>
-      <w:pPr>
+          <w:rFonts w:ascii="Aptos" w:hAnsi="Aptos" w:cs="Calibri"/>
+          <w:b/>
+        </w:rPr>
+      </w:pPr>
+      <w:r>
+        <w:rPr>
+          <w:rFonts w:ascii="Aptos" w:hAnsi="Aptos" w:cs="Calibri"/>
+          <w:b/>
+        </w:rPr>
+        <w:t>Anthropic Claude Certified AI Architect</w:t>
+      </w:r>
+      <w:bookmarkEnd w:id="3"/>
+      <w:r>
+        <w:rPr>
+          <w:rFonts w:ascii="Aptos" w:hAnsi="Aptos" w:cs="Calibri"/>
+          <w:b/>
+        </w:rPr>
+        <w:t xml:space="preserve"> </w:t>
+      </w:r>
+    </w:p>
+    <w:bookmarkEnd w:id="4"/>
+    <w:p>
+      <w:pPr>
+        <w:pStyle w:val="PlainText"/>
         <w:numPr>
           <w:ilvl w:val="0"/>
-          <w:numId w:val="6"/>
+          <w:numId w:val="10"/>
         </w:numPr>
         <w:spacing w:line="360" w:lineRule="auto"/>
         <w:rPr>
-          <w:rFonts w:eastAsia="Calibri"/>
-          <w:sz w:val="20"/>
-          <w:szCs w:val="20"/>
-        </w:rPr>
-      </w:pPr>
-      <w:r>
-        <w:rPr>
-          <w:rFonts w:eastAsia="Calibri"/>
-          <w:sz w:val="20"/>
-          <w:szCs w:val="20"/>
-        </w:rPr>
-        <w:t>AWS Certified Solutions Architect - Professional</w:t>
-      </w:r>
-    </w:p>
-    <w:p>
-      <w:pPr>
+          <w:rFonts w:ascii="Aptos" w:hAnsi="Aptos" w:cs="Calibri"/>
+          <w:bCs/>
+        </w:rPr>
+      </w:pPr>
+      <w:r>
+        <w:rPr>
+          <w:rFonts w:ascii="Aptos" w:hAnsi="Aptos" w:cs="Calibri"/>
+          <w:bCs/>
+        </w:rPr>
+        <w:t>Microsoft Certified Azure Solutions Architect Expert</w:t>
+      </w:r>
+    </w:p>
+    <w:p>
+      <w:pPr>
+        <w:pStyle w:val="PlainText"/>
         <w:numPr>
           <w:ilvl w:val="0"/>
-          <w:numId w:val="6"/>
+          <w:numId w:val="10"/>
         </w:numPr>
         <w:spacing w:line="360" w:lineRule="auto"/>
         <w:rPr>
-          <w:rFonts w:eastAsia="Calibri"/>
-          <w:sz w:val="20"/>
-          <w:szCs w:val="20"/>
-        </w:rPr>
-      </w:pPr>
-      <w:r>
-        <w:rPr>
-          <w:rFonts w:eastAsia="Calibri"/>
-          <w:sz w:val="20"/>
-          <w:szCs w:val="20"/>
-        </w:rPr>
-        <w:t>HashiCorp Certified Terraform Associate</w:t>
-      </w:r>
-    </w:p>
-    <w:p>
-      <w:pPr>
+          <w:rFonts w:ascii="Aptos" w:hAnsi="Aptos" w:cs="Calibri"/>
+          <w:bCs/>
+        </w:rPr>
+      </w:pPr>
+      <w:r>
+        <w:rPr>
+          <w:rFonts w:ascii="Aptos" w:hAnsi="Aptos" w:cs="Calibri"/>
+          <w:bCs/>
+        </w:rPr>
+        <w:t>AWS Certified Solutions Architect Professional</w:t>
+      </w:r>
+    </w:p>
+    <w:p>
+      <w:pPr>
+        <w:pStyle w:val="PlainText"/>
         <w:numPr>
           <w:ilvl w:val="0"/>
-          <w:numId w:val="6"/>
+          <w:numId w:val="10"/>
         </w:numPr>
         <w:spacing w:line="360" w:lineRule="auto"/>
         <w:rPr>
-          <w:rFonts w:eastAsia="Calibri"/>
-          <w:sz w:val="20"/>
-          <w:szCs w:val="20"/>
-        </w:rPr>
-      </w:pPr>
-      <w:r>
-        <w:rPr>
-          <w:rFonts w:eastAsia="Calibri"/>
-          <w:sz w:val="20"/>
-          <w:szCs w:val="20"/>
-        </w:rPr>
-        <w:t>Microsoft Certified Solutions Developer (MCSD)</w:t>
-      </w:r>
-    </w:p>
-    <w:p>
-      <w:pPr>
+          <w:rFonts w:ascii="Aptos" w:hAnsi="Aptos" w:cs="Calibri"/>
+          <w:bCs/>
+        </w:rPr>
+      </w:pPr>
+      <w:r>
+        <w:rPr>
+          <w:rFonts w:ascii="Aptos" w:hAnsi="Aptos" w:cs="Calibri"/>
+          <w:bCs/>
+        </w:rPr>
+        <w:t>HashiCorp Certified Terraform Associate</w:t>
+      </w:r>
+    </w:p>
+    <w:p>
+      <w:pPr>
+        <w:pStyle w:val="PlainText"/>
         <w:numPr>
           <w:ilvl w:val="0"/>
-          <w:numId w:val="6"/>
+          <w:numId w:val="10"/>
         </w:numPr>
-        <w:spacing w:after="240" w:line="360" w:lineRule="auto"/>
-        <w:rPr>
-          <w:rFonts w:eastAsia="Calibri"/>
-          <w:sz w:val="20"/>
-          <w:szCs w:val="20"/>
-        </w:rPr>
-      </w:pPr>
-      <w:r>
-        <w:rPr>
-          <w:rFonts w:eastAsia="Calibri"/>
-          <w:sz w:val="20"/>
-          <w:szCs w:val="20"/>
-        </w:rPr>
-        <w:t>Digital Transformation Strategies - from Massachusetts Institute of Technology (MIT)</w:t>
+        <w:spacing w:line="360" w:lineRule="auto"/>
+        <w:rPr>
+          <w:rFonts w:ascii="Aptos" w:hAnsi="Aptos" w:cs="Calibri"/>
+          <w:bCs/>
+        </w:rPr>
+      </w:pPr>
+      <w:r>
+        <w:rPr>
+          <w:rFonts w:ascii="Aptos" w:hAnsi="Aptos" w:cs="Calibri"/>
+          <w:bCs/>
+        </w:rPr>
+        <w:t>Microsoft Certified Solutions Developer (MCSD)</w:t>
       </w:r>
     </w:p>
     <w:p>
@@ -741,8 +924,8 @@
       <w:pPr>
         <w:pStyle w:val="TemplateCategoryStyle"/>
       </w:pPr>
-      <w:bookmarkStart w:id="4" w:name="_x82r6f7hwfjd" w:colFirst="0" w:colLast="0"/>
-      <w:bookmarkEnd w:id="4"/>
+      <w:bookmarkStart w:id="5" w:name="_x82r6f7hwfjd" w:colFirst="0" w:colLast="0"/>
+      <w:bookmarkEnd w:id="5"/>
     </w:p>
     <w:p>
       <w:pPr>
@@ -786,15 +969,31 @@
           <w:b/>
           <w:bCs/>
         </w:rPr>
-        <w:t xml:space="preserve"> Architect &amp; Lead Developer | Hexaware</w:t>
-      </w:r>
-      <w:r>
-        <w:rPr>
-          <w:rFonts w:eastAsia="Calibri"/>
-          <w:b/>
-          <w:bCs/>
-        </w:rPr>
-        <w:t xml:space="preserve"> Technologies</w:t>
+        <w:t xml:space="preserve"> </w:t>
+      </w:r>
+      <w:r>
+        <w:rPr>
+          <w:rFonts w:eastAsia="Calibri"/>
+          <w:b/>
+          <w:bCs/>
+        </w:rPr>
+        <w:t>AI Architect</w:t>
+      </w:r>
+      <w:r>
+        <w:rPr>
+          <w:rFonts w:eastAsia="Calibri"/>
+          <w:b/>
+          <w:bCs/>
+        </w:rPr>
+        <w:t xml:space="preserve"> | </w:t>
+      </w:r>
+      <w:r>
+        <w:rPr>
+          <w:rFonts w:eastAsia="Calibri"/>
+          <w:b/>
+          <w:bCs/>
+        </w:rPr>
+        <w:t>Marsh McLennan</w:t>
       </w:r>
       <w:r>
         <w:rPr>
@@ -890,7 +1089,17 @@
           <w:sz w:val="20"/>
           <w:szCs w:val="20"/>
         </w:rPr>
-        <w:t>Technology Stack:</w:t>
+        <w:t xml:space="preserve">Technology </w:t>
+      </w:r>
+      <w:proofErr w:type="gramStart"/>
+      <w:r>
+        <w:rPr>
+          <w:b/>
+          <w:bCs/>
+          <w:sz w:val="20"/>
+          <w:szCs w:val="20"/>
+        </w:rPr>
+        <w:t>Stack:</w:t>
       </w:r>
       <w:r>
         <w:rPr>
@@ -905,7 +1114,15 @@
           <w:sz w:val="20"/>
           <w:szCs w:val="20"/>
         </w:rPr>
-        <w:t>{{EXPERIENCE_1_TECH_STACK}}</w:t>
+        <w:t>{{</w:t>
+      </w:r>
+      <w:proofErr w:type="gramEnd"/>
+      <w:r>
+        <w:rPr>
+          <w:sz w:val="20"/>
+          <w:szCs w:val="20"/>
+        </w:rPr>
+        <w:t>EXPERIENCE_1_TECH_STACK}}</w:t>
       </w:r>
     </w:p>
     <w:p>
@@ -940,8 +1157,8 @@
           <w:szCs w:val="22"/>
         </w:rPr>
       </w:pPr>
-      <w:bookmarkStart w:id="5" w:name="_51oh7pjrq3zd" w:colFirst="0" w:colLast="0"/>
-      <w:bookmarkEnd w:id="5"/>
+      <w:bookmarkStart w:id="6" w:name="_51oh7pjrq3zd" w:colFirst="0" w:colLast="0"/>
+      <w:bookmarkEnd w:id="6"/>
       <w:r>
         <w:rPr>
           <w:rFonts w:eastAsia="Calibri"/>
@@ -973,7 +1190,7 @@
           <w:sz w:val="22"/>
           <w:szCs w:val="22"/>
         </w:rPr>
-        <w:t xml:space="preserve"> Architect &amp; </w:t>
+        <w:t xml:space="preserve"> </w:t>
       </w:r>
       <w:r>
         <w:rPr>
@@ -984,7 +1201,7 @@
           <w:sz w:val="22"/>
           <w:szCs w:val="22"/>
         </w:rPr>
-        <w:t>Engineer</w:t>
+        <w:t xml:space="preserve">Cloud </w:t>
       </w:r>
       <w:r>
         <w:rPr>
@@ -995,36 +1212,38 @@
           <w:sz w:val="22"/>
           <w:szCs w:val="22"/>
         </w:rPr>
-        <w:t xml:space="preserve"> - Fox News, </w:t>
-      </w:r>
-      <w:r>
-        <w:rPr>
-          <w:rFonts w:eastAsia="Calibri"/>
+        <w:t xml:space="preserve">&amp; </w:t>
+      </w:r>
+      <w:r>
+        <w:rPr>
+          <w:rFonts w:eastAsia="Calibri"/>
+          <w:b/>
+          <w:bCs/>
           <w:color w:val="000000"/>
           <w:sz w:val="22"/>
           <w:szCs w:val="22"/>
         </w:rPr>
-        <w:t>NYC</w:t>
-      </w:r>
-      <w:r>
-        <w:rPr>
-          <w:rFonts w:eastAsia="Calibri"/>
+        <w:t>AI Architect</w:t>
+      </w:r>
+      <w:r>
+        <w:rPr>
+          <w:rFonts w:eastAsia="Calibri"/>
+          <w:b/>
+          <w:bCs/>
           <w:color w:val="000000"/>
           <w:sz w:val="22"/>
           <w:szCs w:val="22"/>
         </w:rPr>
-        <w:t xml:space="preserve"> </w:t>
-      </w:r>
-      <w:r>
-        <w:rPr>
-          <w:rFonts w:eastAsia="Calibri"/>
-          <w:b/>
-          <w:bCs/>
+        <w:t xml:space="preserve">- Fox News, </w:t>
+      </w:r>
+      <w:r>
+        <w:rPr>
+          <w:rFonts w:eastAsia="Calibri"/>
           <w:color w:val="000000"/>
           <w:sz w:val="22"/>
           <w:szCs w:val="22"/>
         </w:rPr>
-        <w:t xml:space="preserve">| </w:t>
+        <w:t>NYC</w:t>
       </w:r>
       <w:r>
         <w:rPr>
@@ -1033,6 +1252,26 @@
           <w:sz w:val="22"/>
           <w:szCs w:val="22"/>
         </w:rPr>
+        <w:t xml:space="preserve"> </w:t>
+      </w:r>
+      <w:r>
+        <w:rPr>
+          <w:rFonts w:eastAsia="Calibri"/>
+          <w:b/>
+          <w:bCs/>
+          <w:color w:val="000000"/>
+          <w:sz w:val="22"/>
+          <w:szCs w:val="22"/>
+        </w:rPr>
+        <w:t xml:space="preserve">| </w:t>
+      </w:r>
+      <w:r>
+        <w:rPr>
+          <w:rFonts w:eastAsia="Calibri"/>
+          <w:color w:val="000000"/>
+          <w:sz w:val="22"/>
+          <w:szCs w:val="22"/>
+        </w:rPr>
         <w:t>Oct 2020 – Oct 2024</w:t>
       </w:r>
     </w:p>
@@ -1099,14 +1338,32 @@
           <w:sz w:val="20"/>
           <w:szCs w:val="20"/>
         </w:rPr>
-        <w:t>Technology Stack:</w:t>
-      </w:r>
-      <w:r>
-        <w:rPr>
-          <w:sz w:val="20"/>
-          <w:szCs w:val="20"/>
-        </w:rPr>
-        <w:t xml:space="preserve"> {{EXPERIENCE_2_TECH_STACK}}</w:t>
+        <w:t xml:space="preserve">Technology </w:t>
+      </w:r>
+      <w:proofErr w:type="gramStart"/>
+      <w:r>
+        <w:rPr>
+          <w:b/>
+          <w:bCs/>
+          <w:sz w:val="20"/>
+          <w:szCs w:val="20"/>
+        </w:rPr>
+        <w:t>Stack:</w:t>
+      </w:r>
+      <w:r>
+        <w:rPr>
+          <w:sz w:val="20"/>
+          <w:szCs w:val="20"/>
+        </w:rPr>
+        <w:t xml:space="preserve"> {{</w:t>
+      </w:r>
+      <w:proofErr w:type="gramEnd"/>
+      <w:r>
+        <w:rPr>
+          <w:sz w:val="20"/>
+          <w:szCs w:val="20"/>
+        </w:rPr>
+        <w:t>EXPERIENCE_2_TECH_STACK}}</w:t>
       </w:r>
     </w:p>
     <w:p>
@@ -1131,8 +1388,8 @@
           <w:szCs w:val="22"/>
         </w:rPr>
       </w:pPr>
-      <w:bookmarkStart w:id="6" w:name="_gb7iw33ueka8" w:colFirst="0" w:colLast="0"/>
-      <w:bookmarkEnd w:id="6"/>
+      <w:bookmarkStart w:id="7" w:name="_gb7iw33ueka8" w:colFirst="0" w:colLast="0"/>
+      <w:bookmarkEnd w:id="7"/>
       <w:r>
         <w:rPr>
           <w:rFonts w:eastAsia="Calibri"/>
@@ -1223,14 +1480,32 @@
           <w:sz w:val="20"/>
           <w:szCs w:val="20"/>
         </w:rPr>
-        <w:t>Technology Stack:</w:t>
-      </w:r>
-      <w:r>
-        <w:rPr>
-          <w:sz w:val="20"/>
-          <w:szCs w:val="20"/>
-        </w:rPr>
-        <w:t xml:space="preserve"> {{EXPERIENCE_3_TECH_STACK}}</w:t>
+        <w:t xml:space="preserve">Technology </w:t>
+      </w:r>
+      <w:proofErr w:type="gramStart"/>
+      <w:r>
+        <w:rPr>
+          <w:b/>
+          <w:bCs/>
+          <w:sz w:val="20"/>
+          <w:szCs w:val="20"/>
+        </w:rPr>
+        <w:t>Stack:</w:t>
+      </w:r>
+      <w:r>
+        <w:rPr>
+          <w:sz w:val="20"/>
+          <w:szCs w:val="20"/>
+        </w:rPr>
+        <w:t xml:space="preserve"> {{</w:t>
+      </w:r>
+      <w:proofErr w:type="gramEnd"/>
+      <w:r>
+        <w:rPr>
+          <w:sz w:val="20"/>
+          <w:szCs w:val="20"/>
+        </w:rPr>
+        <w:t>EXPERIENCE_3_TECH_STACK}}</w:t>
       </w:r>
     </w:p>
     <w:p>
@@ -1255,8 +1530,8 @@
           <w:szCs w:val="22"/>
         </w:rPr>
       </w:pPr>
-      <w:bookmarkStart w:id="7" w:name="_wkmtesstbnq3" w:colFirst="0" w:colLast="0"/>
-      <w:bookmarkEnd w:id="7"/>
+      <w:bookmarkStart w:id="8" w:name="_wkmtesstbnq3" w:colFirst="0" w:colLast="0"/>
+      <w:bookmarkEnd w:id="8"/>
       <w:r>
         <w:rPr>
           <w:rFonts w:eastAsia="Calibri"/>
@@ -1455,7 +1730,18 @@
           <w:sz w:val="20"/>
           <w:szCs w:val="20"/>
         </w:rPr>
-        <w:t xml:space="preserve">.NET Core, ASP.NET Core MVC, C#, Python, TypeScript, Angular, React, SQL Server, JavaScript/jQuery, REST API, </w:t>
+        <w:t xml:space="preserve">.NET Core, ASP.NET Core MVC, C#, Python, TypeScript, Angular, React, SQL Server, JavaScript/jQuery, REST </w:t>
+      </w:r>
+      <w:proofErr w:type="gramStart"/>
+      <w:r>
+        <w:rPr>
+          <w:rStyle w:val="span"/>
+          <w:rFonts w:eastAsia="Roboto"/>
+          <w:color w:val="505050"/>
+          <w:sz w:val="20"/>
+          <w:szCs w:val="20"/>
+        </w:rPr>
+        <w:t xml:space="preserve">API, </w:t>
       </w:r>
       <w:r>
         <w:rPr>
@@ -1473,6 +1759,7 @@
         </w:rPr>
         <w:t>GraphQL</w:t>
       </w:r>
+      <w:proofErr w:type="gramEnd"/>
       <w:r>
         <w:rPr>
           <w:b/>
@@ -1540,8 +1827,8 @@
           <w:szCs w:val="22"/>
         </w:rPr>
       </w:pPr>
-      <w:bookmarkStart w:id="8" w:name="_evfm6uutpo88" w:colFirst="0" w:colLast="0"/>
-      <w:bookmarkEnd w:id="8"/>
+      <w:bookmarkStart w:id="9" w:name="_evfm6uutpo88" w:colFirst="0" w:colLast="0"/>
+      <w:bookmarkEnd w:id="9"/>
       <w:r>
         <w:rPr>
           <w:rFonts w:eastAsia="Calibri"/>
@@ -1726,8 +2013,8 @@
           <w:szCs w:val="22"/>
         </w:rPr>
       </w:pPr>
-      <w:bookmarkStart w:id="9" w:name="_2dm3jf96k457" w:colFirst="0" w:colLast="0"/>
-      <w:bookmarkEnd w:id="9"/>
+      <w:bookmarkStart w:id="10" w:name="_2dm3jf96k457" w:colFirst="0" w:colLast="0"/>
+      <w:bookmarkEnd w:id="10"/>
       <w:r>
         <w:rPr>
           <w:rFonts w:eastAsia="Calibri"/>
@@ -1788,8 +2075,8 @@
           <w:szCs w:val="22"/>
         </w:rPr>
       </w:pPr>
-      <w:bookmarkStart w:id="10" w:name="_dfhxcm9nyemc" w:colFirst="0" w:colLast="0"/>
-      <w:bookmarkEnd w:id="10"/>
+      <w:bookmarkStart w:id="11" w:name="_dfhxcm9nyemc" w:colFirst="0" w:colLast="0"/>
+      <w:bookmarkEnd w:id="11"/>
       <w:r>
         <w:rPr>
           <w:rFonts w:eastAsia="Calibri"/>
@@ -1848,8 +2135,8 @@
           <w:szCs w:val="22"/>
         </w:rPr>
       </w:pPr>
-      <w:bookmarkStart w:id="11" w:name="_avwrl0gebl6i" w:colFirst="0" w:colLast="0"/>
-      <w:bookmarkEnd w:id="11"/>
+      <w:bookmarkStart w:id="12" w:name="_avwrl0gebl6i" w:colFirst="0" w:colLast="0"/>
+      <w:bookmarkEnd w:id="12"/>
       <w:r>
         <w:rPr>
           <w:rFonts w:eastAsia="Calibri"/>
@@ -1900,127 +2187,159 @@
     </w:p>
     <w:p>
       <w:pPr>
+        <w:spacing w:line="360" w:lineRule="auto"/>
+        <w:contextualSpacing/>
+        <w:rPr>
+          <w:rFonts w:ascii="Aptos" w:hAnsi="Aptos"/>
+          <w:b/>
+          <w:bCs/>
+          <w:iCs/>
+          <w:color w:val="0070C0"/>
+        </w:rPr>
+      </w:pPr>
+      <w:bookmarkStart w:id="13" w:name="_f72wg99jzx5f" w:colFirst="0" w:colLast="0"/>
+      <w:bookmarkEnd w:id="13"/>
+      <w:r>
+        <w:rPr>
+          <w:rFonts w:ascii="Aptos" w:hAnsi="Aptos"/>
+          <w:b/>
+          <w:bCs/>
+          <w:iCs/>
+          <w:color w:val="0070C0"/>
+        </w:rPr>
+        <w:t xml:space="preserve">EDUCATION </w:t>
+      </w:r>
+    </w:p>
+    <w:p>
+      <w:pPr>
+        <w:spacing w:before="100" w:beforeAutospacing="1" w:after="100" w:afterAutospacing="1"/>
+        <w:rPr>
+          <w:rFonts w:ascii="Aptos" w:hAnsi="Aptos" w:cs="Calibri"/>
+          <w:sz w:val="20"/>
+          <w:szCs w:val="20"/>
+        </w:rPr>
+      </w:pPr>
+      <w:r>
+        <w:rPr>
+          <w:rFonts w:ascii="Aptos" w:hAnsi="Aptos" w:cs="Calibri"/>
+          <w:b/>
+          <w:bCs/>
+          <w:sz w:val="20"/>
+          <w:szCs w:val="20"/>
+        </w:rPr>
+        <w:t>Master of Science (MS) in Computer Science</w:t>
+      </w:r>
+      <w:r>
+        <w:rPr>
+          <w:rFonts w:ascii="Aptos" w:hAnsi="Aptos" w:cs="Calibri"/>
+          <w:sz w:val="20"/>
+          <w:szCs w:val="20"/>
+        </w:rPr>
+        <w:br/>
+        <w:t>Barkatullah University, India</w:t>
+      </w:r>
+    </w:p>
+    <w:p>
+      <w:pPr>
+        <w:spacing w:before="100" w:beforeAutospacing="1" w:after="100" w:afterAutospacing="1"/>
+        <w:rPr>
+          <w:rFonts w:ascii="Aptos" w:hAnsi="Aptos" w:cs="Calibri"/>
+          <w:sz w:val="20"/>
+          <w:szCs w:val="20"/>
+        </w:rPr>
+      </w:pPr>
+      <w:r>
+        <w:rPr>
+          <w:rFonts w:ascii="Aptos" w:hAnsi="Aptos" w:cs="Calibri"/>
+          <w:b/>
+          <w:bCs/>
+          <w:sz w:val="20"/>
+          <w:szCs w:val="20"/>
+        </w:rPr>
+        <w:t>Bachelor of Science (BS) in Computer Science &amp; Mathematics</w:t>
+      </w:r>
+      <w:r>
+        <w:rPr>
+          <w:rFonts w:ascii="Aptos" w:hAnsi="Aptos" w:cs="Calibri"/>
+          <w:sz w:val="20"/>
+          <w:szCs w:val="20"/>
+        </w:rPr>
+        <w:br/>
+        <w:t>MLS University, India</w:t>
+      </w:r>
+    </w:p>
+    <w:p>
+      <w:pPr>
+        <w:spacing w:before="100" w:beforeAutospacing="1" w:after="100" w:afterAutospacing="1"/>
+        <w:rPr>
+          <w:rFonts w:ascii="Aptos" w:hAnsi="Aptos" w:cs="Calibri"/>
+          <w:b/>
+          <w:bCs/>
+          <w:sz w:val="20"/>
+          <w:szCs w:val="20"/>
+        </w:rPr>
+      </w:pPr>
+      <w:r>
+        <w:rPr>
+          <w:rFonts w:ascii="Aptos" w:hAnsi="Aptos"/>
+          <w:b/>
+          <w:bCs/>
+          <w:iCs/>
+          <w:color w:val="0070C0"/>
+        </w:rPr>
+        <w:t>PROFESSIONAL TRAININGS</w:t>
+      </w:r>
+    </w:p>
+    <w:p>
+      <w:pPr>
+        <w:pStyle w:val="PlainText"/>
+        <w:spacing w:line="360" w:lineRule="auto"/>
+        <w:rPr>
+          <w:rFonts w:ascii="Aptos" w:hAnsi="Aptos" w:cs="Calibri"/>
+          <w:bCs/>
+        </w:rPr>
+      </w:pPr>
+      <w:r>
+        <w:rPr>
+          <w:rFonts w:ascii="Aptos" w:hAnsi="Aptos" w:cs="Calibri"/>
+          <w:bCs/>
+        </w:rPr>
+        <w:t>Digital Transformation Strategies for Tech Leaders</w:t>
+      </w:r>
+    </w:p>
+    <w:p>
+      <w:pPr>
+        <w:pStyle w:val="PlainText"/>
+        <w:spacing w:line="360" w:lineRule="auto"/>
+        <w:rPr>
+          <w:rFonts w:ascii="Aptos" w:hAnsi="Aptos" w:cs="Calibri"/>
+          <w:bCs/>
+        </w:rPr>
+      </w:pPr>
+      <w:r>
+        <w:rPr>
+          <w:rFonts w:ascii="Aptos" w:hAnsi="Aptos" w:cs="Calibri"/>
+          <w:bCs/>
+        </w:rPr>
+        <w:t>Massachusetts Institute of Technology</w:t>
+      </w:r>
+      <w:r>
+        <w:rPr>
+          <w:rFonts w:ascii="Aptos" w:hAnsi="Aptos" w:cs="Calibri"/>
+          <w:b/>
+        </w:rPr>
+        <w:t xml:space="preserve"> (MIT)</w:t>
+      </w:r>
+    </w:p>
+    <w:p>
+      <w:pPr>
         <w:pStyle w:val="TemplateCategoryStyle"/>
-      </w:pPr>
-      <w:bookmarkStart w:id="12" w:name="_f72wg99jzx5f" w:colFirst="0" w:colLast="0"/>
-      <w:bookmarkEnd w:id="12"/>
-      <w:r>
-        <w:t>EDUCATION</w:t>
-      </w:r>
-    </w:p>
-    <w:p>
-      <w:pPr>
-        <w:spacing w:before="240" w:after="240"/>
-        <w:rPr>
-          <w:rFonts w:eastAsia="Calibri"/>
-          <w:sz w:val="20"/>
-          <w:szCs w:val="20"/>
-        </w:rPr>
-      </w:pPr>
-      <w:r>
-        <w:rPr>
-          <w:rFonts w:eastAsia="Calibri"/>
-          <w:b/>
-          <w:bCs/>
-          <w:sz w:val="20"/>
-          <w:szCs w:val="20"/>
-        </w:rPr>
-        <w:t>Master of Science (MS) in Computer Science</w:t>
-      </w:r>
-      <w:r>
-        <w:rPr>
-          <w:rFonts w:eastAsia="Calibri"/>
-          <w:b/>
-          <w:bCs/>
-          <w:sz w:val="20"/>
-          <w:szCs w:val="20"/>
-        </w:rPr>
-        <w:br/>
-      </w:r>
-      <w:r>
-        <w:rPr>
-          <w:rFonts w:eastAsia="Calibri"/>
-          <w:sz w:val="20"/>
-          <w:szCs w:val="20"/>
-        </w:rPr>
-        <w:t xml:space="preserve"> Barkatullah University, India, 2003</w:t>
-      </w:r>
-    </w:p>
-    <w:p>
-      <w:pPr>
-        <w:spacing w:before="240" w:after="240"/>
-        <w:rPr>
-          <w:rFonts w:eastAsia="Calibri"/>
-          <w:sz w:val="20"/>
-          <w:szCs w:val="20"/>
-        </w:rPr>
-      </w:pPr>
-      <w:r>
-        <w:rPr>
-          <w:rFonts w:eastAsia="Calibri"/>
-          <w:b/>
-          <w:bCs/>
-          <w:sz w:val="20"/>
-          <w:szCs w:val="20"/>
-        </w:rPr>
-        <w:t>Bachelor of Science (BS) in Computer Science &amp; Mathematics</w:t>
-      </w:r>
-      <w:r>
-        <w:rPr>
-          <w:rFonts w:eastAsia="Calibri"/>
-          <w:b/>
-          <w:bCs/>
-          <w:sz w:val="20"/>
-          <w:szCs w:val="20"/>
-        </w:rPr>
-        <w:br/>
-      </w:r>
-      <w:r>
-        <w:rPr>
-          <w:rFonts w:eastAsia="Calibri"/>
-          <w:sz w:val="20"/>
-          <w:szCs w:val="20"/>
-        </w:rPr>
-        <w:t xml:space="preserve"> MLS University, India, 1998</w:t>
-      </w:r>
-    </w:p>
-    <w:p>
-      <w:pPr>
-        <w:spacing w:before="240" w:after="240"/>
-        <w:rPr>
-          <w:rFonts w:eastAsia="Calibri"/>
-          <w:sz w:val="20"/>
-          <w:szCs w:val="20"/>
-        </w:rPr>
-      </w:pPr>
-      <w:r>
-        <w:rPr>
-          <w:rFonts w:eastAsia="Calibri"/>
-          <w:b/>
-          <w:bCs/>
-          <w:sz w:val="20"/>
-          <w:szCs w:val="20"/>
-        </w:rPr>
-        <w:t>Advanced Computing Specialization</w:t>
-      </w:r>
-      <w:r>
-        <w:rPr>
-          <w:rFonts w:eastAsia="Calibri"/>
-          <w:b/>
-          <w:bCs/>
-          <w:sz w:val="20"/>
-          <w:szCs w:val="20"/>
-        </w:rPr>
-        <w:br/>
-      </w:r>
-      <w:r>
-        <w:rPr>
-          <w:rFonts w:eastAsia="Calibri"/>
-          <w:sz w:val="20"/>
-          <w:szCs w:val="20"/>
-        </w:rPr>
-        <w:t xml:space="preserve"> Center for Development of Advanced Computing (C-DAC), India, 1999</w:t>
-      </w:r>
+        <w:rPr>
+          <w:rFonts w:eastAsia="Calibri"/>
+          <w:sz w:val="20"/>
+          <w:szCs w:val="20"/>
+        </w:rPr>
+      </w:pPr>
     </w:p>
     <w:sectPr>
       <w:pgSz w:w="12240" w:h="15840"/>
@@ -2954,6 +3273,26 @@
     </w:lvl>
   </w:abstractNum>
   <w:abstractNum w:abstractNumId="8" w15:restartNumberingAfterBreak="0">
+    <w:nsid w:val="51502B1E"/>
+    <w:multiLevelType w:val="singleLevel"/>
+    <w:tmpl w:val="04090001"/>
+    <w:lvl w:ilvl="0">
+      <w:start w:val="1"/>
+      <w:numFmt w:val="bullet"/>
+      <w:lvlText w:val=""/>
+      <w:lvlJc w:val="left"/>
+      <w:pPr>
+        <w:tabs>
+          <w:tab w:val="num" w:pos="360"/>
+        </w:tabs>
+        <w:ind w:left="360" w:hanging="360"/>
+      </w:pPr>
+      <w:rPr>
+        <w:rFonts w:ascii="Symbol" w:hAnsi="Symbol" w:hint="default"/>
+      </w:rPr>
+    </w:lvl>
+  </w:abstractNum>
+  <w:abstractNum w:abstractNumId="9" w15:restartNumberingAfterBreak="0">
     <w:nsid w:val="57A10D43"/>
     <w:multiLevelType w:val="hybridMultilevel"/>
     <w:tmpl w:val="DF4042F6"/>
@@ -3073,7 +3412,7 @@
     <w:abstractNumId w:val="5"/>
   </w:num>
   <w:num w:numId="3" w16cid:durableId="1241526730">
-    <w:abstractNumId w:val="8"/>
+    <w:abstractNumId w:val="9"/>
   </w:num>
   <w:num w:numId="4" w16cid:durableId="1427654822">
     <w:abstractNumId w:val="3"/>
@@ -3092,6 +3431,9 @@
   </w:num>
   <w:num w:numId="9" w16cid:durableId="1104305669">
     <w:abstractNumId w:val="2"/>
+  </w:num>
+  <w:num w:numId="10" w16cid:durableId="2044279952">
+    <w:abstractNumId w:val="8"/>
   </w:num>
 </w:numbering>
 </file>
@@ -3204,7 +3546,7 @@
     <w:lsdException w:name="Strong" w:uiPriority="22" w:qFormat="1"/>
     <w:lsdException w:name="Emphasis" w:uiPriority="20" w:qFormat="1"/>
     <w:lsdException w:name="Document Map" w:semiHidden="1" w:unhideWhenUsed="1"/>
-    <w:lsdException w:name="Plain Text" w:semiHidden="1" w:unhideWhenUsed="1"/>
+    <w:lsdException w:name="Plain Text" w:semiHidden="1" w:uiPriority="0" w:unhideWhenUsed="1"/>
     <w:lsdException w:name="E-mail Signature" w:semiHidden="1" w:unhideWhenUsed="1"/>
     <w:lsdException w:name="HTML Top of Form" w:semiHidden="1" w:unhideWhenUsed="1"/>
     <w:lsdException w:name="HTML Bottom of Form" w:semiHidden="1" w:unhideWhenUsed="1"/>
@@ -3777,6 +4119,35 @@
       <w:vertAlign w:val="baseline"/>
     </w:rPr>
   </w:style>
+  <w:style w:type="paragraph" w:styleId="PlainText">
+    <w:name w:val="Plain Text"/>
+    <w:basedOn w:val="Normal"/>
+    <w:link w:val="PlainTextChar"/>
+    <w:semiHidden/>
+    <w:rsid w:val="003D02CB"/>
+    <w:pPr>
+      <w:spacing w:line="240" w:lineRule="auto"/>
+    </w:pPr>
+    <w:rPr>
+      <w:rFonts w:ascii="Courier New" w:eastAsia="Times New Roman" w:hAnsi="Courier New" w:cs="Times New Roman"/>
+      <w:sz w:val="20"/>
+      <w:szCs w:val="20"/>
+      <w:lang w:val="en-US" w:bidi="ar-SA"/>
+    </w:rPr>
+  </w:style>
+  <w:style w:type="character" w:customStyle="1" w:styleId="PlainTextChar">
+    <w:name w:val="Plain Text Char"/>
+    <w:basedOn w:val="DefaultParagraphFont"/>
+    <w:link w:val="PlainText"/>
+    <w:semiHidden/>
+    <w:rsid w:val="003D02CB"/>
+    <w:rPr>
+      <w:rFonts w:ascii="Courier New" w:eastAsia="Times New Roman" w:hAnsi="Courier New" w:cs="Times New Roman"/>
+      <w:sz w:val="20"/>
+      <w:szCs w:val="20"/>
+      <w:lang w:val="en-US" w:bidi="ar-SA"/>
+    </w:rPr>
+  </w:style>
 </w:styles>
 </file>
 
